--- a/docs/terms/MODELO - Contract for Legal Services - Bank Account (blank fields).docx
+++ b/docs/terms/MODELO - Contract for Legal Services - Bank Account (blank fields).docx
@@ -117,7 +117,7 @@
           <w:sz w:val="24"/>
           <w:lang w:val="en-GB"/>
         </w:rPr>
-        <w:t>, a Portuguese company (NIPC 518856984), with registered office at Av. Elias Garcia, 123-A, 1050-098 Lisbon, Portugal, duly represented by Patrícia Soares Viana, Attorney-at-Law, registered with the Portuguese Bar Association under no. 65755L, taxpayer no. 295970677, hereinafter referred to as the Second Party.</w:t>
+        <w:t>, a Portuguese company (NIPC 518856984), with registered office at Av. António Augusto Aguiar, 24, 1st floor right, Office 3, 1050-016 Lisbon, Portugal, duly represented by Patrícia Soares Viana, Attorney-at-Law, registered with the Portuguese Bar Association under no. 65755L, taxpayer no. 295970677, hereinafter referred to as the Second Party.</w:t>
       </w:r>
     </w:p>
     <w:p>
@@ -935,7 +935,7 @@
           <w:sz w:val="24"/>
           <w:lang w:val="en-GB"/>
         </w:rPr>
-        <w:t>, plus VAT at the legal rate where applicable under Portuguese tax law.</w:t>
+        <w:t>, VAT included.</w:t>
       </w:r>
     </w:p>
     <w:p>
@@ -1805,7 +1805,7 @@
           <w:sz w:val="24"/>
           <w:lang w:val="en-GB"/>
         </w:rPr>
-        <w:t xml:space="preserve">3. The powers granted for the banking procedure are </w:t>
+        <w:t xml:space="preserve">2. The powers granted for the banking procedure are </w:t>
       </w:r>
       <w:r>
         <w:rPr>
@@ -1841,7 +1841,7 @@
           <w:sz w:val="24"/>
           <w:lang w:val="en-GB"/>
         </w:rPr>
-        <w:t xml:space="preserve">4. The Client may revoke the power of attorney at any time. </w:t>
+        <w:t xml:space="preserve">3. The Client may revoke the power of attorney at any time. </w:t>
       </w:r>
       <w:r>
         <w:rPr>
